--- a/internal_doc/00.项目管理/01.会议纪要/例会纪要_20181217.docx
+++ b/internal_doc/00.项目管理/01.会议纪要/例会纪要_20181217.docx
@@ -1334,31 +1334,28 @@
                 <w:tab w:val="left" w:pos="2231"/>
               </w:tabs>
               <w:rPr>
-                <w:shd w:val="pct15" w:color="auto" w:fill="FFFFFF"/>
-                <w:lang w:eastAsia="zh-CN"/>
-              </w:rPr>
-            </w:pPr>
-            <w:r>
-              <w:rPr>
-                <w:shd w:val="pct15" w:color="auto" w:fill="FFFFFF"/>
-                <w:lang w:eastAsia="zh-CN"/>
-              </w:rPr>
-              <w:t>S</w:t>
-            </w:r>
-            <w:r>
-              <w:rPr>
-                <w:rFonts w:hint="eastAsia"/>
-                <w:shd w:val="pct15" w:color="auto" w:fill="FFFFFF"/>
-                <w:lang w:eastAsia="zh-CN"/>
-              </w:rPr>
-              <w:t>db</w:t>
-            </w:r>
-            <w:r>
-              <w:rPr>
-                <w:shd w:val="pct15" w:color="auto" w:fill="FFFFFF"/>
-                <w:lang w:eastAsia="zh-CN"/>
-              </w:rPr>
-              <w:t>工具密码管理</w:t>
+                <w:lang w:eastAsia="zh-CN"/>
+              </w:rPr>
+            </w:pPr>
+            <w:r>
+              <w:rPr>
+                <w:rFonts w:hint="eastAsia"/>
+                <w:lang w:eastAsia="zh-CN"/>
+              </w:rPr>
+              <w:t>基于</w:t>
+            </w:r>
+            <w:r>
+              <w:rPr>
+                <w:rFonts w:hint="eastAsia"/>
+                <w:lang w:eastAsia="zh-CN"/>
+              </w:rPr>
+              <w:t>OM</w:t>
+            </w:r>
+            <w:r>
+              <w:rPr>
+                <w:lang w:eastAsia="zh-CN"/>
+              </w:rPr>
+              <w:t>节点配置管理</w:t>
             </w:r>
           </w:p>
         </w:tc>
@@ -1372,17 +1369,15 @@
                 <w:tab w:val="left" w:pos="450"/>
               </w:tabs>
               <w:rPr>
-                <w:shd w:val="pct15" w:color="auto" w:fill="FFFFFF"/>
-                <w:lang w:eastAsia="zh-CN"/>
-              </w:rPr>
-            </w:pPr>
-            <w:r>
-              <w:rPr>
-                <w:rFonts w:hint="eastAsia"/>
-                <w:shd w:val="pct15" w:color="auto" w:fill="FFFFFF"/>
-                <w:lang w:eastAsia="zh-CN"/>
-              </w:rPr>
-              <w:t>赵文博</w:t>
+                <w:lang w:eastAsia="zh-CN"/>
+              </w:rPr>
+            </w:pPr>
+            <w:r>
+              <w:rPr>
+                <w:rFonts w:hint="eastAsia"/>
+                <w:lang w:eastAsia="zh-CN"/>
+              </w:rPr>
+              <w:t>何嘉文</w:t>
             </w:r>
           </w:p>
         </w:tc>
@@ -1396,17 +1391,15 @@
                 <w:tab w:val="left" w:pos="240"/>
               </w:tabs>
               <w:rPr>
-                <w:shd w:val="pct15" w:color="auto" w:fill="FFFFFF"/>
-                <w:lang w:eastAsia="zh-CN"/>
-              </w:rPr>
-            </w:pPr>
-            <w:r>
-              <w:rPr>
-                <w:rFonts w:hint="eastAsia"/>
-                <w:shd w:val="pct15" w:color="auto" w:fill="FFFFFF"/>
-                <w:lang w:eastAsia="zh-CN"/>
-              </w:rPr>
-              <w:t>2018/8/6</w:t>
+                <w:lang w:eastAsia="zh-CN"/>
+              </w:rPr>
+            </w:pPr>
+            <w:r>
+              <w:rPr>
+                <w:rFonts w:hint="eastAsia"/>
+                <w:lang w:eastAsia="zh-CN"/>
+              </w:rPr>
+              <w:t>2018/10/9</w:t>
             </w:r>
           </w:p>
         </w:tc>
@@ -1417,7 +1410,6 @@
           <w:p>
             <w:pPr>
               <w:rPr>
-                <w:shd w:val="pct15" w:color="auto" w:fill="FFFFFF"/>
                 <w:lang w:eastAsia="zh-CN"/>
               </w:rPr>
             </w:pPr>
@@ -1431,17 +1423,77 @@
             <w:pPr>
               <w:rPr>
                 <w:rFonts w:hint="eastAsia"/>
-                <w:shd w:val="pct15" w:color="auto" w:fill="FFFFFF"/>
-                <w:lang w:eastAsia="zh-CN"/>
-              </w:rPr>
-            </w:pPr>
-            <w:r>
-              <w:rPr>
-                <w:rFonts w:hint="eastAsia"/>
-                <w:shd w:val="pct15" w:color="auto" w:fill="FFFFFF"/>
-                <w:lang w:eastAsia="zh-CN"/>
-              </w:rPr>
-              <w:t>已转测</w:t>
+                <w:lang w:eastAsia="zh-CN"/>
+              </w:rPr>
+            </w:pPr>
+            <w:r>
+              <w:rPr>
+                <w:rFonts w:hint="eastAsia"/>
+                <w:lang w:eastAsia="zh-CN"/>
+              </w:rPr>
+              <w:t>处理</w:t>
+            </w:r>
+            <w:r>
+              <w:rPr>
+                <w:rFonts w:hint="eastAsia"/>
+                <w:lang w:eastAsia="zh-CN"/>
+              </w:rPr>
+              <w:t>PG</w:t>
+            </w:r>
+            <w:r>
+              <w:rPr>
+                <w:rFonts w:hint="eastAsia"/>
+                <w:lang w:eastAsia="zh-CN"/>
+              </w:rPr>
+              <w:t>重启和修改配置文件</w:t>
+            </w:r>
+            <w:r>
+              <w:rPr>
+                <w:rFonts w:hint="eastAsia"/>
+                <w:lang w:eastAsia="zh-CN"/>
+              </w:rPr>
+              <w:t>—基本</w:t>
+            </w:r>
+            <w:r>
+              <w:rPr>
+                <w:lang w:eastAsia="zh-CN"/>
+              </w:rPr>
+              <w:lastRenderedPageBreak/>
+              <w:t>完成</w:t>
+            </w:r>
+          </w:p>
+          <w:p>
+            <w:pPr>
+              <w:rPr>
+                <w:lang w:eastAsia="zh-CN"/>
+              </w:rPr>
+            </w:pPr>
+            <w:r>
+              <w:rPr>
+                <w:rFonts w:hint="eastAsia"/>
+                <w:lang w:eastAsia="zh-CN"/>
+              </w:rPr>
+              <w:t>完成支持</w:t>
+            </w:r>
+            <w:r>
+              <w:rPr>
+                <w:rFonts w:hint="eastAsia"/>
+                <w:lang w:eastAsia="zh-CN"/>
+              </w:rPr>
+              <w:t xml:space="preserve"> SequoiaDB</w:t>
+            </w:r>
+            <w:r>
+              <w:rPr>
+                <w:lang w:eastAsia="zh-CN"/>
+              </w:rPr>
+              <w:t xml:space="preserve"> </w:t>
+            </w:r>
+            <w:r>
+              <w:rPr>
+                <w:rFonts w:hint="eastAsia"/>
+                <w:lang w:eastAsia="zh-CN"/>
+              </w:rPr>
+              <w:t>并发重启</w:t>
             </w:r>
           </w:p>
         </w:tc>
@@ -1466,20 +1518,13 @@
                 <w:lang w:eastAsia="zh-CN"/>
               </w:rPr>
               <w:lastRenderedPageBreak/>
-              <w:t>基于</w:t>
-            </w:r>
-            <w:r>
-              <w:rPr>
-                <w:rFonts w:hint="eastAsia"/>
-                <w:lang w:eastAsia="zh-CN"/>
-              </w:rPr>
-              <w:t>OM</w:t>
-            </w:r>
-            <w:r>
-              <w:rPr>
-                <w:lang w:eastAsia="zh-CN"/>
-              </w:rPr>
-              <w:t>节点配置管理</w:t>
+              <w:t>MySQL</w:t>
+            </w:r>
+            <w:r>
+              <w:rPr>
+                <w:lang w:eastAsia="zh-CN"/>
+              </w:rPr>
+              <w:t>支持自增字段</w:t>
             </w:r>
           </w:p>
         </w:tc>
@@ -1501,7 +1546,13 @@
                 <w:rFonts w:hint="eastAsia"/>
                 <w:lang w:eastAsia="zh-CN"/>
               </w:rPr>
-              <w:t>何嘉文</w:t>
+              <w:t>余</w:t>
+            </w:r>
+            <w:r>
+              <w:rPr>
+                <w:lang w:eastAsia="zh-CN"/>
+              </w:rPr>
+              <w:t>卫星</w:t>
             </w:r>
           </w:p>
         </w:tc>
@@ -1520,10 +1571,9 @@
             </w:pPr>
             <w:r>
               <w:rPr>
-                <w:rFonts w:hint="eastAsia"/>
-                <w:lang w:eastAsia="zh-CN"/>
-              </w:rPr>
-              <w:t>2018/10/9</w:t>
+                <w:lang w:eastAsia="zh-CN"/>
+              </w:rPr>
+              <w:t>2018/11/26</w:t>
             </w:r>
           </w:p>
         </w:tc>
@@ -1555,68 +1605,13 @@
                 <w:rFonts w:hint="eastAsia"/>
                 <w:lang w:eastAsia="zh-CN"/>
               </w:rPr>
-              <w:t>处理</w:t>
-            </w:r>
-            <w:r>
-              <w:rPr>
-                <w:rFonts w:hint="eastAsia"/>
-                <w:lang w:eastAsia="zh-CN"/>
-              </w:rPr>
-              <w:t>PG</w:t>
-            </w:r>
-            <w:r>
-              <w:rPr>
-                <w:rFonts w:hint="eastAsia"/>
-                <w:lang w:eastAsia="zh-CN"/>
-              </w:rPr>
-              <w:t>重启和修改配置文件</w:t>
-            </w:r>
-            <w:r>
-              <w:rPr>
-                <w:rFonts w:hint="eastAsia"/>
-                <w:lang w:eastAsia="zh-CN"/>
-              </w:rPr>
-              <w:t>—基本</w:t>
-            </w:r>
-            <w:r>
-              <w:rPr>
-                <w:lang w:eastAsia="zh-CN"/>
-              </w:rPr>
-              <w:t>完成</w:t>
-            </w:r>
-          </w:p>
-          <w:p>
-            <w:pPr>
-              <w:rPr>
-                <w:lang w:eastAsia="zh-CN"/>
-              </w:rPr>
-            </w:pPr>
-            <w:r>
-              <w:rPr>
-                <w:rFonts w:hint="eastAsia"/>
-                <w:lang w:eastAsia="zh-CN"/>
-              </w:rPr>
-              <w:t>完成支持</w:t>
-            </w:r>
-            <w:r>
-              <w:rPr>
-                <w:rFonts w:hint="eastAsia"/>
-                <w:lang w:eastAsia="zh-CN"/>
-              </w:rPr>
-              <w:t xml:space="preserve"> SequoiaDB</w:t>
-            </w:r>
-            <w:r>
-              <w:rPr>
-                <w:lang w:eastAsia="zh-CN"/>
-              </w:rPr>
-              <w:t xml:space="preserve"> </w:t>
-            </w:r>
-            <w:r>
-              <w:rPr>
-                <w:rFonts w:hint="eastAsia"/>
-                <w:lang w:eastAsia="zh-CN"/>
-              </w:rPr>
-              <w:t>并发重启</w:t>
+              <w:t>编码</w:t>
+            </w:r>
+            <w:r>
+              <w:rPr>
+                <w:lang w:eastAsia="zh-CN"/>
+              </w:rPr>
+              <w:t>中</w:t>
             </w:r>
           </w:p>
         </w:tc>
@@ -1640,13 +1635,19 @@
                 <w:rFonts w:hint="eastAsia"/>
                 <w:lang w:eastAsia="zh-CN"/>
               </w:rPr>
-              <w:t>MySQL</w:t>
-            </w:r>
-            <w:r>
-              <w:rPr>
-                <w:lang w:eastAsia="zh-CN"/>
-              </w:rPr>
-              <w:t>支持自增字段</w:t>
+              <w:t>M</w:t>
+            </w:r>
+            <w:r>
+              <w:rPr>
+                <w:lang w:eastAsia="zh-CN"/>
+              </w:rPr>
+              <w:t>ySQL update</w:t>
+            </w:r>
+            <w:r>
+              <w:rPr>
+                <w:lang w:eastAsia="zh-CN"/>
+              </w:rPr>
+              <w:t>优化</w:t>
             </w:r>
           </w:p>
         </w:tc>
@@ -1668,13 +1669,13 @@
                 <w:rFonts w:hint="eastAsia"/>
                 <w:lang w:eastAsia="zh-CN"/>
               </w:rPr>
-              <w:t>余</w:t>
-            </w:r>
-            <w:r>
-              <w:rPr>
-                <w:lang w:eastAsia="zh-CN"/>
-              </w:rPr>
-              <w:t>卫星</w:t>
+              <w:t>林</w:t>
+            </w:r>
+            <w:r>
+              <w:rPr>
+                <w:lang w:eastAsia="zh-CN"/>
+              </w:rPr>
+              <w:t>苏强</w:t>
             </w:r>
           </w:p>
         </w:tc>
@@ -1693,6 +1694,7 @@
             </w:pPr>
             <w:r>
               <w:rPr>
+                <w:rFonts w:hint="eastAsia"/>
                 <w:lang w:eastAsia="zh-CN"/>
               </w:rPr>
               <w:t>2018/11/26</w:t>
@@ -1727,13 +1729,13 @@
                 <w:rFonts w:hint="eastAsia"/>
                 <w:lang w:eastAsia="zh-CN"/>
               </w:rPr>
-              <w:t>编码</w:t>
-            </w:r>
-            <w:r>
-              <w:rPr>
-                <w:lang w:eastAsia="zh-CN"/>
-              </w:rPr>
-              <w:t>中</w:t>
+              <w:t>方案设计</w:t>
+            </w:r>
+            <w:r>
+              <w:rPr>
+                <w:lang w:eastAsia="zh-CN"/>
+              </w:rPr>
+              <w:t>，待评审</w:t>
             </w:r>
           </w:p>
         </w:tc>
@@ -1754,22 +1756,44 @@
             </w:pPr>
             <w:r>
               <w:rPr>
-                <w:rFonts w:hint="eastAsia"/>
-                <w:lang w:eastAsia="zh-CN"/>
-              </w:rPr>
-              <w:t>M</w:t>
-            </w:r>
-            <w:r>
-              <w:rPr>
-                <w:lang w:eastAsia="zh-CN"/>
-              </w:rPr>
-              <w:t>ySQL update</w:t>
-            </w:r>
-            <w:r>
-              <w:rPr>
-                <w:lang w:eastAsia="zh-CN"/>
-              </w:rPr>
-              <w:t>优化</w:t>
+                <w:lang w:eastAsia="zh-CN"/>
+              </w:rPr>
+              <w:t>MySQL</w:t>
+            </w:r>
+            <w:r>
+              <w:rPr>
+                <w:rFonts w:hint="eastAsia"/>
+                <w:lang w:eastAsia="zh-CN"/>
+              </w:rPr>
+              <w:t>支持创建</w:t>
+            </w:r>
+            <w:r>
+              <w:rPr>
+                <w:rFonts w:hint="eastAsia"/>
+                <w:lang w:eastAsia="zh-CN"/>
+              </w:rPr>
+              <w:t>所有</w:t>
+            </w:r>
+            <w:r>
+              <w:rPr>
+                <w:rFonts w:hint="eastAsia"/>
+                <w:lang w:eastAsia="zh-CN"/>
+              </w:rPr>
+              <w:t>数据类型</w:t>
+            </w:r>
+            <w:r>
+              <w:rPr>
+                <w:rFonts w:hint="eastAsia"/>
+                <w:lang w:eastAsia="zh-CN"/>
+              </w:rPr>
+              <w:t>的</w:t>
+            </w:r>
+            <w:r>
+              <w:rPr>
+                <w:rFonts w:hint="eastAsia"/>
+                <w:lang w:eastAsia="zh-CN"/>
+              </w:rPr>
+              <w:t>索引</w:t>
             </w:r>
           </w:p>
         </w:tc>
@@ -1791,13 +1815,7 @@
                 <w:rFonts w:hint="eastAsia"/>
                 <w:lang w:eastAsia="zh-CN"/>
               </w:rPr>
-              <w:t>林</w:t>
-            </w:r>
-            <w:r>
-              <w:rPr>
-                <w:lang w:eastAsia="zh-CN"/>
-              </w:rPr>
-              <w:t>苏强</w:t>
+              <w:t>李伟超</w:t>
             </w:r>
           </w:p>
         </w:tc>
@@ -1819,7 +1837,7 @@
                 <w:rFonts w:hint="eastAsia"/>
                 <w:lang w:eastAsia="zh-CN"/>
               </w:rPr>
-              <w:t>2018/11/26</w:t>
+              <w:t>2018/10/29</w:t>
             </w:r>
           </w:p>
         </w:tc>
@@ -1851,13 +1869,20 @@
                 <w:rFonts w:hint="eastAsia"/>
                 <w:lang w:eastAsia="zh-CN"/>
               </w:rPr>
-              <w:t>方案设计</w:t>
-            </w:r>
-            <w:r>
-              <w:rPr>
-                <w:lang w:eastAsia="zh-CN"/>
-              </w:rPr>
-              <w:t>，待评审</w:t>
+              <w:t>变长</w:t>
+            </w:r>
+            <w:r>
+              <w:rPr>
+                <w:rFonts w:hint="eastAsia"/>
+                <w:lang w:eastAsia="zh-CN"/>
+              </w:rPr>
+              <w:t>字符串</w:t>
+            </w:r>
+            <w:r>
+              <w:rPr>
+                <w:lang w:eastAsia="zh-CN"/>
+              </w:rPr>
+              <w:t>处理</w:t>
             </w:r>
           </w:p>
         </w:tc>
@@ -1878,44 +1903,17 @@
             </w:pPr>
             <w:r>
               <w:rPr>
-                <w:lang w:eastAsia="zh-CN"/>
-              </w:rPr>
-              <w:t>MySQL</w:t>
-            </w:r>
-            <w:r>
-              <w:rPr>
-                <w:rFonts w:hint="eastAsia"/>
-                <w:lang w:eastAsia="zh-CN"/>
-              </w:rPr>
-              <w:t>支持创建</w:t>
-            </w:r>
-            <w:r>
-              <w:rPr>
-                <w:rFonts w:hint="eastAsia"/>
-                <w:lang w:eastAsia="zh-CN"/>
-              </w:rPr>
-              <w:t>所有</w:t>
-            </w:r>
-            <w:r>
-              <w:rPr>
-                <w:rFonts w:hint="eastAsia"/>
-                <w:lang w:eastAsia="zh-CN"/>
-              </w:rPr>
-              <w:t>数据类型</w:t>
-            </w:r>
-            <w:r>
-              <w:rPr>
-                <w:rFonts w:hint="eastAsia"/>
-                <w:lang w:eastAsia="zh-CN"/>
-              </w:rPr>
-              <w:t>的</w:t>
-            </w:r>
-            <w:r>
-              <w:rPr>
-                <w:rFonts w:hint="eastAsia"/>
-                <w:lang w:eastAsia="zh-CN"/>
-              </w:rPr>
-              <w:t>索引</w:t>
+                <w:rFonts w:hint="eastAsia"/>
+                <w:lang w:eastAsia="zh-CN"/>
+              </w:rPr>
+              <w:t>事务索引支持</w:t>
+            </w:r>
+            <w:r>
+              <w:rPr>
+                <w:rFonts w:hint="eastAsia"/>
+                <w:lang w:eastAsia="zh-CN"/>
+              </w:rPr>
+              <w:t>RC</w:t>
             </w:r>
           </w:p>
         </w:tc>
@@ -1937,7 +1935,14 @@
                 <w:rFonts w:hint="eastAsia"/>
                 <w:lang w:eastAsia="zh-CN"/>
               </w:rPr>
-              <w:t>李伟超</w:t>
+              <w:t>许建辉</w:t>
+            </w:r>
+            <w:r>
+              <w:rPr>
+                <w:rFonts w:hint="eastAsia"/>
+                <w:lang w:eastAsia="zh-CN"/>
+              </w:rPr>
+              <w:t>/Danny</w:t>
             </w:r>
           </w:p>
         </w:tc>
@@ -1956,10 +1961,16 @@
             </w:pPr>
             <w:r>
               <w:rPr>
-                <w:rFonts w:hint="eastAsia"/>
-                <w:lang w:eastAsia="zh-CN"/>
-              </w:rPr>
-              <w:t>2018/10/29</w:t>
+                <w:lang w:eastAsia="zh-CN"/>
+              </w:rPr>
+              <w:t>2018/9/</w:t>
+            </w:r>
+            <w:r>
+              <w:rPr>
+                <w:rFonts w:hint="eastAsia"/>
+                <w:lang w:eastAsia="zh-CN"/>
+              </w:rPr>
+              <w:t>25</w:t>
             </w:r>
           </w:p>
         </w:tc>
@@ -1982,29 +1993,15 @@
           <w:p>
             <w:pPr>
               <w:rPr>
-                <w:rFonts w:hint="eastAsia"/>
-                <w:lang w:eastAsia="zh-CN"/>
-              </w:rPr>
-            </w:pPr>
-            <w:r>
-              <w:rPr>
-                <w:rFonts w:hint="eastAsia"/>
-                <w:lang w:eastAsia="zh-CN"/>
-              </w:rPr>
-              <w:t>变长</w:t>
-            </w:r>
-            <w:r>
-              <w:rPr>
-                <w:rFonts w:hint="eastAsia"/>
-                <w:lang w:eastAsia="zh-CN"/>
-              </w:rPr>
-              <w:t>字符串</w:t>
-            </w:r>
-            <w:r>
-              <w:rPr>
-                <w:lang w:eastAsia="zh-CN"/>
-              </w:rPr>
-              <w:t>处理</w:t>
+                <w:lang w:eastAsia="zh-CN"/>
+              </w:rPr>
+            </w:pPr>
+            <w:r>
+              <w:rPr>
+                <w:rFonts w:hint="eastAsia"/>
+                <w:lang w:eastAsia="zh-CN"/>
+              </w:rPr>
+              <w:t>自测中</w:t>
             </w:r>
           </w:p>
         </w:tc>
@@ -2028,14 +2025,13 @@
                 <w:rFonts w:hint="eastAsia"/>
                 <w:lang w:eastAsia="zh-CN"/>
               </w:rPr>
-              <w:t>事务索引支持</w:t>
-            </w:r>
-            <w:r>
-              <w:rPr>
-                <w:rFonts w:hint="eastAsia"/>
-                <w:lang w:eastAsia="zh-CN"/>
-              </w:rPr>
-              <w:t>RC</w:t>
+              <w:t>事务</w:t>
+            </w:r>
+            <w:r>
+              <w:rPr>
+                <w:lang w:eastAsia="zh-CN"/>
+              </w:rPr>
+              <w:t>流程重构</w:t>
             </w:r>
           </w:p>
         </w:tc>
@@ -2059,13 +2055,6 @@
               </w:rPr>
               <w:t>许建辉</w:t>
             </w:r>
-            <w:r>
-              <w:rPr>
-                <w:rFonts w:hint="eastAsia"/>
-                <w:lang w:eastAsia="zh-CN"/>
-              </w:rPr>
-              <w:t>/Danny</w:t>
-            </w:r>
           </w:p>
         </w:tc>
         <w:tc>
@@ -2083,16 +2072,10 @@
             </w:pPr>
             <w:r>
               <w:rPr>
-                <w:lang w:eastAsia="zh-CN"/>
-              </w:rPr>
-              <w:t>2018/9/</w:t>
-            </w:r>
-            <w:r>
-              <w:rPr>
-                <w:rFonts w:hint="eastAsia"/>
-                <w:lang w:eastAsia="zh-CN"/>
-              </w:rPr>
-              <w:t>25</w:t>
+                <w:rFonts w:hint="eastAsia"/>
+                <w:lang w:eastAsia="zh-CN"/>
+              </w:rPr>
+              <w:t>2018/11/26</w:t>
             </w:r>
           </w:p>
         </w:tc>
@@ -2118,13 +2101,6 @@
                 <w:lang w:eastAsia="zh-CN"/>
               </w:rPr>
             </w:pPr>
-            <w:r>
-              <w:rPr>
-                <w:rFonts w:hint="eastAsia"/>
-                <w:lang w:eastAsia="zh-CN"/>
-              </w:rPr>
-              <w:t>自测中</w:t>
-            </w:r>
           </w:p>
         </w:tc>
       </w:tr>
@@ -2139,17 +2115,15 @@
                 <w:tab w:val="left" w:pos="2231"/>
               </w:tabs>
               <w:rPr>
-                <w:shd w:val="pct15" w:color="auto" w:fill="FFFFFF"/>
-                <w:lang w:eastAsia="zh-CN"/>
-              </w:rPr>
-            </w:pPr>
-            <w:r>
-              <w:rPr>
-                <w:rFonts w:hint="eastAsia"/>
-                <w:shd w:val="pct15" w:color="auto" w:fill="FFFFFF"/>
-                <w:lang w:eastAsia="zh-CN"/>
-              </w:rPr>
-              <w:t>事务锁性能优化</w:t>
+                <w:lang w:eastAsia="zh-CN"/>
+              </w:rPr>
+            </w:pPr>
+            <w:r>
+              <w:rPr>
+                <w:rFonts w:hint="eastAsia"/>
+                <w:lang w:eastAsia="zh-CN"/>
+              </w:rPr>
+              <w:t>引擎操作关键信息返回机制（统计信息和错误信息）</w:t>
             </w:r>
           </w:p>
         </w:tc>
@@ -2163,17 +2137,15 @@
                 <w:tab w:val="left" w:pos="450"/>
               </w:tabs>
               <w:rPr>
-                <w:shd w:val="pct15" w:color="auto" w:fill="FFFFFF"/>
-                <w:lang w:eastAsia="zh-CN"/>
-              </w:rPr>
-            </w:pPr>
-            <w:r>
-              <w:rPr>
-                <w:rFonts w:hint="eastAsia"/>
-                <w:shd w:val="pct15" w:color="auto" w:fill="FFFFFF"/>
-                <w:lang w:eastAsia="zh-CN"/>
-              </w:rPr>
-              <w:t>唐军</w:t>
+                <w:lang w:eastAsia="zh-CN"/>
+              </w:rPr>
+            </w:pPr>
+            <w:r>
+              <w:rPr>
+                <w:rFonts w:hint="eastAsia"/>
+                <w:lang w:eastAsia="zh-CN"/>
+              </w:rPr>
+              <w:t>杨上德</w:t>
             </w:r>
           </w:p>
         </w:tc>
@@ -2187,25 +2159,14 @@
                 <w:tab w:val="left" w:pos="240"/>
               </w:tabs>
               <w:rPr>
-                <w:b/>
-                <w:shd w:val="pct15" w:color="auto" w:fill="FFFFFF"/>
-                <w:lang w:eastAsia="zh-CN"/>
-              </w:rPr>
-            </w:pPr>
-            <w:r>
-              <w:rPr>
-                <w:shd w:val="pct15" w:color="auto" w:fill="FFFFFF"/>
-                <w:lang w:eastAsia="zh-CN"/>
-              </w:rPr>
-              <w:t>2018/9/</w:t>
-            </w:r>
-            <w:r>
-              <w:rPr>
-                <w:rFonts w:hint="eastAsia"/>
-                <w:shd w:val="pct15" w:color="auto" w:fill="FFFFFF"/>
-                <w:lang w:eastAsia="zh-CN"/>
-              </w:rPr>
-              <w:t>25</w:t>
+                <w:lang w:eastAsia="zh-CN"/>
+              </w:rPr>
+            </w:pPr>
+            <w:r>
+              <w:rPr>
+                <w:lang w:eastAsia="zh-CN"/>
+              </w:rPr>
+              <w:t>2018/12/03</w:t>
             </w:r>
           </w:p>
         </w:tc>
@@ -2216,7 +2177,6 @@
           <w:p>
             <w:pPr>
               <w:rPr>
-                <w:shd w:val="pct15" w:color="auto" w:fill="FFFFFF"/>
                 <w:lang w:eastAsia="zh-CN"/>
               </w:rPr>
             </w:pPr>
@@ -2229,17 +2189,22 @@
           <w:p>
             <w:pPr>
               <w:rPr>
-                <w:shd w:val="pct15" w:color="auto" w:fill="FFFFFF"/>
-                <w:lang w:eastAsia="zh-CN"/>
-              </w:rPr>
-            </w:pPr>
-            <w:r>
-              <w:rPr>
-                <w:rFonts w:hint="eastAsia"/>
-                <w:shd w:val="pct15" w:color="auto" w:fill="FFFFFF"/>
-                <w:lang w:eastAsia="zh-CN"/>
-              </w:rPr>
-              <w:t>已完成</w:t>
+                <w:rFonts w:hint="eastAsia"/>
+                <w:lang w:eastAsia="zh-CN"/>
+              </w:rPr>
+            </w:pPr>
+            <w:r>
+              <w:rPr>
+                <w:rFonts w:hint="eastAsia"/>
+                <w:lang w:eastAsia="zh-CN"/>
+              </w:rPr>
+              <w:t>统计信息</w:t>
+            </w:r>
+            <w:r>
+              <w:rPr>
+                <w:lang w:eastAsia="zh-CN"/>
+              </w:rPr>
+              <w:t>方案完成，待评审</w:t>
             </w:r>
           </w:p>
         </w:tc>
@@ -2263,13 +2228,49 @@
                 <w:rFonts w:hint="eastAsia"/>
                 <w:lang w:eastAsia="zh-CN"/>
               </w:rPr>
-              <w:t>事务</w:t>
-            </w:r>
-            <w:r>
-              <w:rPr>
-                <w:lang w:eastAsia="zh-CN"/>
-              </w:rPr>
-              <w:t>流程重构</w:t>
+              <w:t>集合默认按</w:t>
+            </w:r>
+            <w:r>
+              <w:rPr>
+                <w:rFonts w:hint="eastAsia"/>
+                <w:lang w:eastAsia="zh-CN"/>
+              </w:rPr>
+              <w:t xml:space="preserve"> </w:t>
+            </w:r>
+            <w:r>
+              <w:rPr>
+                <w:rFonts w:hint="eastAsia"/>
+                <w:lang w:eastAsia="zh-CN"/>
+              </w:rPr>
+              <w:t>_id</w:t>
+            </w:r>
+            <w:r>
+              <w:rPr>
+                <w:rFonts w:hint="eastAsia"/>
+                <w:lang w:eastAsia="zh-CN"/>
+              </w:rPr>
+              <w:t xml:space="preserve"> </w:t>
+            </w:r>
+            <w:r>
+              <w:rPr>
+                <w:rFonts w:hint="eastAsia"/>
+                <w:lang w:eastAsia="zh-CN"/>
+              </w:rPr>
+              <w:t>进行</w:t>
+            </w:r>
+            <w:r>
+              <w:rPr>
+                <w:rFonts w:hint="eastAsia"/>
+                <w:lang w:eastAsia="zh-CN"/>
+              </w:rPr>
+              <w:t xml:space="preserve">hash </w:t>
+            </w:r>
+            <w:r>
+              <w:rPr>
+                <w:rFonts w:hint="eastAsia"/>
+                <w:lang w:eastAsia="zh-CN"/>
+              </w:rPr>
+              <w:t>切分</w:t>
             </w:r>
           </w:p>
         </w:tc>
@@ -2291,7 +2292,7 @@
                 <w:rFonts w:hint="eastAsia"/>
                 <w:lang w:eastAsia="zh-CN"/>
               </w:rPr>
-              <w:t>许建辉</w:t>
+              <w:t>杨上德</w:t>
             </w:r>
           </w:p>
         </w:tc>
@@ -2308,13 +2309,6 @@
                 <w:lang w:eastAsia="zh-CN"/>
               </w:rPr>
             </w:pPr>
-            <w:r>
-              <w:rPr>
-                <w:rFonts w:hint="eastAsia"/>
-                <w:lang w:eastAsia="zh-CN"/>
-              </w:rPr>
-              <w:t>2018/11/26</w:t>
-            </w:r>
           </w:p>
         </w:tc>
         <w:tc>
@@ -2361,7 +2355,14 @@
                 <w:rFonts w:hint="eastAsia"/>
                 <w:lang w:eastAsia="zh-CN"/>
               </w:rPr>
-              <w:t>引擎操作关键信息返回机制（统计信息和错误信息）</w:t>
+              <w:t>split</w:t>
+            </w:r>
+            <w:r>
+              <w:rPr>
+                <w:rFonts w:hint="eastAsia"/>
+                <w:lang w:eastAsia="zh-CN"/>
+              </w:rPr>
+              <w:t>支持事务</w:t>
             </w:r>
           </w:p>
         </w:tc>
@@ -2378,13 +2379,6 @@
                 <w:lang w:eastAsia="zh-CN"/>
               </w:rPr>
             </w:pPr>
-            <w:r>
-              <w:rPr>
-                <w:rFonts w:hint="eastAsia"/>
-                <w:lang w:eastAsia="zh-CN"/>
-              </w:rPr>
-              <w:t>杨上德</w:t>
-            </w:r>
           </w:p>
         </w:tc>
         <w:tc>
@@ -2400,12 +2394,6 @@
                 <w:lang w:eastAsia="zh-CN"/>
               </w:rPr>
             </w:pPr>
-            <w:r>
-              <w:rPr>
-                <w:lang w:eastAsia="zh-CN"/>
-              </w:rPr>
-              <w:t>2018/12/03</w:t>
-            </w:r>
           </w:p>
         </w:tc>
         <w:tc>
@@ -2427,23 +2415,9 @@
           <w:p>
             <w:pPr>
               <w:rPr>
-                <w:rFonts w:hint="eastAsia"/>
-                <w:lang w:eastAsia="zh-CN"/>
-              </w:rPr>
-            </w:pPr>
-            <w:r>
-              <w:rPr>
-                <w:rFonts w:hint="eastAsia"/>
-                <w:lang w:eastAsia="zh-CN"/>
-              </w:rPr>
-              <w:t>统计信息</w:t>
-            </w:r>
-            <w:r>
-              <w:rPr>
-                <w:lang w:eastAsia="zh-CN"/>
-              </w:rPr>
-              <w:t>方案完成，待评审</w:t>
-            </w:r>
+                <w:lang w:eastAsia="zh-CN"/>
+              </w:rPr>
+            </w:pPr>
           </w:p>
         </w:tc>
       </w:tr>
@@ -2466,49 +2440,7 @@
                 <w:rFonts w:hint="eastAsia"/>
                 <w:lang w:eastAsia="zh-CN"/>
               </w:rPr>
-              <w:t>集合默认按</w:t>
-            </w:r>
-            <w:r>
-              <w:rPr>
-                <w:rFonts w:hint="eastAsia"/>
-                <w:lang w:eastAsia="zh-CN"/>
-              </w:rPr>
-              <w:t xml:space="preserve"> </w:t>
-            </w:r>
-            <w:r>
-              <w:rPr>
-                <w:rFonts w:hint="eastAsia"/>
-                <w:lang w:eastAsia="zh-CN"/>
-              </w:rPr>
-              <w:t>_id</w:t>
-            </w:r>
-            <w:r>
-              <w:rPr>
-                <w:rFonts w:hint="eastAsia"/>
-                <w:lang w:eastAsia="zh-CN"/>
-              </w:rPr>
-              <w:t xml:space="preserve"> </w:t>
-            </w:r>
-            <w:r>
-              <w:rPr>
-                <w:rFonts w:hint="eastAsia"/>
-                <w:lang w:eastAsia="zh-CN"/>
-              </w:rPr>
-              <w:t>进行</w:t>
-            </w:r>
-            <w:r>
-              <w:rPr>
-                <w:rFonts w:hint="eastAsia"/>
-                <w:lang w:eastAsia="zh-CN"/>
-              </w:rPr>
-              <w:t xml:space="preserve">hash </w:t>
-            </w:r>
-            <w:r>
-              <w:rPr>
-                <w:rFonts w:hint="eastAsia"/>
-                <w:lang w:eastAsia="zh-CN"/>
-              </w:rPr>
-              <w:t>切分</w:t>
+              <w:t>资源管理</w:t>
             </w:r>
           </w:p>
         </w:tc>
@@ -2530,7 +2462,7 @@
                 <w:rFonts w:hint="eastAsia"/>
                 <w:lang w:eastAsia="zh-CN"/>
               </w:rPr>
-              <w:t>杨上德</w:t>
+              <w:t>黄伟钢</w:t>
             </w:r>
           </w:p>
         </w:tc>
@@ -2547,6 +2479,13 @@
                 <w:lang w:eastAsia="zh-CN"/>
               </w:rPr>
             </w:pPr>
+            <w:r>
+              <w:rPr>
+                <w:rFonts w:hint="eastAsia"/>
+                <w:lang w:eastAsia="zh-CN"/>
+              </w:rPr>
+              <w:t>2018/11/01</w:t>
+            </w:r>
           </w:p>
         </w:tc>
         <w:tc>
@@ -2571,6 +2510,20 @@
                 <w:lang w:eastAsia="zh-CN"/>
               </w:rPr>
             </w:pPr>
+            <w:r>
+              <w:rPr>
+                <w:rFonts w:hint="eastAsia"/>
+                <w:lang w:eastAsia="zh-CN"/>
+              </w:rPr>
+              <w:t>检视</w:t>
+            </w:r>
+            <w:r>
+              <w:rPr>
+                <w:rFonts w:hint="eastAsia"/>
+                <w:lang w:eastAsia="zh-CN"/>
+              </w:rPr>
+              <w:t>后修改</w:t>
+            </w:r>
           </w:p>
         </w:tc>
       </w:tr>
@@ -2585,22 +2538,43 @@
                 <w:tab w:val="left" w:pos="2231"/>
               </w:tabs>
               <w:rPr>
-                <w:lang w:eastAsia="zh-CN"/>
-              </w:rPr>
-            </w:pPr>
-            <w:r>
-              <w:rPr>
-                <w:rFonts w:hint="eastAsia"/>
-                <w:lang w:eastAsia="zh-CN"/>
-              </w:rPr>
-              <w:t>split</w:t>
-            </w:r>
-            <w:r>
-              <w:rPr>
-                <w:rFonts w:hint="eastAsia"/>
-                <w:lang w:eastAsia="zh-CN"/>
-              </w:rPr>
-              <w:t>支持事务</w:t>
+                <w:rFonts w:hint="eastAsia"/>
+                <w:lang w:eastAsia="zh-CN"/>
+              </w:rPr>
+            </w:pPr>
+            <w:bookmarkStart w:id="0" w:name="_GoBack"/>
+            <w:bookmarkEnd w:id="0"/>
+            <w:r>
+              <w:rPr>
+                <w:lang w:eastAsia="zh-CN"/>
+              </w:rPr>
+              <w:t>S</w:t>
+            </w:r>
+            <w:r>
+              <w:rPr>
+                <w:rFonts w:hint="eastAsia"/>
+                <w:lang w:eastAsia="zh-CN"/>
+              </w:rPr>
+              <w:t>equoaS</w:t>
+            </w:r>
+            <w:r>
+              <w:rPr>
+                <w:lang w:eastAsia="zh-CN"/>
+              </w:rPr>
+              <w:t>3</w:t>
+            </w:r>
+            <w:r>
+              <w:rPr>
+                <w:rFonts w:hint="eastAsia"/>
+                <w:lang w:eastAsia="zh-CN"/>
+              </w:rPr>
+              <w:t>支持</w:t>
+            </w:r>
+            <w:r>
+              <w:rPr>
+                <w:lang w:eastAsia="zh-CN"/>
+              </w:rPr>
+              <w:t>区域创建和配置</w:t>
             </w:r>
           </w:p>
         </w:tc>
@@ -2614,9 +2588,17 @@
                 <w:tab w:val="left" w:pos="450"/>
               </w:tabs>
               <w:rPr>
-                <w:lang w:eastAsia="zh-CN"/>
-              </w:rPr>
-            </w:pPr>
+                <w:rFonts w:hint="eastAsia"/>
+                <w:lang w:eastAsia="zh-CN"/>
+              </w:rPr>
+            </w:pPr>
+            <w:r>
+              <w:rPr>
+                <w:rFonts w:hint="eastAsia"/>
+                <w:lang w:eastAsia="zh-CN"/>
+              </w:rPr>
+              <w:t>赵玉静</w:t>
+            </w:r>
           </w:p>
         </w:tc>
         <w:tc>
@@ -2632,6 +2614,24 @@
                 <w:lang w:eastAsia="zh-CN"/>
               </w:rPr>
             </w:pPr>
+            <w:r>
+              <w:rPr>
+                <w:lang w:eastAsia="zh-CN"/>
+              </w:rPr>
+              <w:t>2018/12</w:t>
+            </w:r>
+            <w:r>
+              <w:rPr>
+                <w:lang w:eastAsia="zh-CN"/>
+              </w:rPr>
+              <w:t>/1</w:t>
+            </w:r>
+            <w:r>
+              <w:rPr>
+                <w:lang w:eastAsia="zh-CN"/>
+              </w:rPr>
+              <w:t>7</w:t>
+            </w:r>
           </w:p>
         </w:tc>
         <w:tc>
@@ -2653,9 +2653,17 @@
           <w:p>
             <w:pPr>
               <w:rPr>
-                <w:lang w:eastAsia="zh-CN"/>
-              </w:rPr>
-            </w:pPr>
+                <w:rFonts w:hint="eastAsia"/>
+                <w:lang w:eastAsia="zh-CN"/>
+              </w:rPr>
+            </w:pPr>
+            <w:r>
+              <w:rPr>
+                <w:rFonts w:hint="eastAsia"/>
+                <w:lang w:eastAsia="zh-CN"/>
+              </w:rPr>
+              <w:t>开始</w:t>
+            </w:r>
           </w:p>
         </w:tc>
       </w:tr>
@@ -2670,15 +2678,47 @@
                 <w:tab w:val="left" w:pos="2231"/>
               </w:tabs>
               <w:rPr>
-                <w:lang w:eastAsia="zh-CN"/>
-              </w:rPr>
-            </w:pPr>
-            <w:r>
-              <w:rPr>
-                <w:rFonts w:hint="eastAsia"/>
-                <w:lang w:eastAsia="zh-CN"/>
-              </w:rPr>
-              <w:t>资源管理</w:t>
+                <w:rFonts w:hint="eastAsia"/>
+                <w:lang w:eastAsia="zh-CN"/>
+              </w:rPr>
+            </w:pPr>
+            <w:r>
+              <w:rPr>
+                <w:lang w:eastAsia="zh-CN"/>
+              </w:rPr>
+              <w:t>T</w:t>
+            </w:r>
+            <w:r>
+              <w:rPr>
+                <w:rFonts w:hint="eastAsia"/>
+                <w:lang w:eastAsia="zh-CN"/>
+              </w:rPr>
+              <w:t>race</w:t>
+            </w:r>
+            <w:r>
+              <w:rPr>
+                <w:lang w:eastAsia="zh-CN"/>
+              </w:rPr>
+              <w:t>Fmt</w:t>
+            </w:r>
+            <w:r>
+              <w:rPr>
+                <w:rFonts w:hint="eastAsia"/>
+                <w:lang w:eastAsia="zh-CN"/>
+              </w:rPr>
+              <w:t>优化函数</w:t>
+            </w:r>
+            <w:r>
+              <w:rPr>
+                <w:lang w:eastAsia="zh-CN"/>
+              </w:rPr>
+              <w:t>code</w:t>
+            </w:r>
+            <w:r>
+              <w:rPr>
+                <w:lang w:eastAsia="zh-CN"/>
+              </w:rPr>
+              <w:t>编码解析</w:t>
             </w:r>
           </w:p>
         </w:tc>
@@ -2692,15 +2732,22 @@
                 <w:tab w:val="left" w:pos="450"/>
               </w:tabs>
               <w:rPr>
-                <w:lang w:eastAsia="zh-CN"/>
-              </w:rPr>
-            </w:pPr>
-            <w:r>
-              <w:rPr>
-                <w:rFonts w:hint="eastAsia"/>
-                <w:lang w:eastAsia="zh-CN"/>
-              </w:rPr>
-              <w:t>黄伟钢</w:t>
+                <w:rFonts w:hint="eastAsia"/>
+                <w:lang w:eastAsia="zh-CN"/>
+              </w:rPr>
+            </w:pPr>
+            <w:r>
+              <w:rPr>
+                <w:rFonts w:hint="eastAsia"/>
+                <w:lang w:eastAsia="zh-CN"/>
+              </w:rPr>
+              <w:t>方</w:t>
+            </w:r>
+            <w:r>
+              <w:rPr>
+                <w:lang w:eastAsia="zh-CN"/>
+              </w:rPr>
+              <w:t>嘉滨</w:t>
             </w:r>
           </w:p>
         </w:tc>
@@ -2719,10 +2766,9 @@
             </w:pPr>
             <w:r>
               <w:rPr>
-                <w:rFonts w:hint="eastAsia"/>
-                <w:lang w:eastAsia="zh-CN"/>
-              </w:rPr>
-              <w:t>2018/11/01</w:t>
+                <w:lang w:eastAsia="zh-CN"/>
+              </w:rPr>
+              <w:t>2018/12/17</w:t>
             </w:r>
           </w:p>
         </w:tc>
@@ -2745,22 +2791,16 @@
           <w:p>
             <w:pPr>
               <w:rPr>
-                <w:lang w:eastAsia="zh-CN"/>
-              </w:rPr>
-            </w:pPr>
-            <w:r>
-              <w:rPr>
-                <w:rFonts w:hint="eastAsia"/>
-                <w:lang w:eastAsia="zh-CN"/>
-              </w:rPr>
-              <w:t>检视</w:t>
-            </w:r>
-            <w:r>
-              <w:rPr>
-                <w:rFonts w:hint="eastAsia"/>
-                <w:lang w:eastAsia="zh-CN"/>
-              </w:rPr>
-              <w:t>后修改</w:t>
+                <w:rFonts w:hint="eastAsia"/>
+                <w:lang w:eastAsia="zh-CN"/>
+              </w:rPr>
+            </w:pPr>
+            <w:r>
+              <w:rPr>
+                <w:rFonts w:hint="eastAsia"/>
+                <w:lang w:eastAsia="zh-CN"/>
+              </w:rPr>
+              <w:t>开始</w:t>
             </w:r>
           </w:p>
         </w:tc>
@@ -2776,56 +2816,43 @@
                 <w:tab w:val="left" w:pos="2231"/>
               </w:tabs>
               <w:rPr>
-                <w:shd w:val="pct15" w:color="auto" w:fill="FFFFFF"/>
-                <w:lang w:eastAsia="zh-CN"/>
-              </w:rPr>
-            </w:pPr>
-            <w:r>
-              <w:rPr>
-                <w:rFonts w:hint="eastAsia"/>
-                <w:shd w:val="pct15" w:color="auto" w:fill="FFFFFF"/>
-                <w:lang w:eastAsia="zh-CN"/>
-              </w:rPr>
-              <w:t>S</w:t>
-            </w:r>
-            <w:r>
-              <w:rPr>
-                <w:shd w:val="pct15" w:color="auto" w:fill="FFFFFF"/>
-                <w:lang w:eastAsia="zh-CN"/>
-              </w:rPr>
-              <w:t>equoiaS3</w:t>
-            </w:r>
-            <w:r>
-              <w:rPr>
-                <w:rFonts w:hint="eastAsia"/>
-                <w:shd w:val="pct15" w:color="auto" w:fill="FFFFFF"/>
-                <w:lang w:eastAsia="zh-CN"/>
-              </w:rPr>
-              <w:t>-</w:t>
-            </w:r>
-            <w:r>
-              <w:rPr>
-                <w:rFonts w:hint="eastAsia"/>
-                <w:shd w:val="pct15" w:color="auto" w:fill="FFFFFF"/>
-                <w:lang w:eastAsia="zh-CN"/>
-              </w:rPr>
-              <w:t>支持</w:t>
-            </w:r>
-            <w:r>
-              <w:rPr>
-                <w:rFonts w:hint="eastAsia"/>
-                <w:shd w:val="pct15" w:color="auto" w:fill="FFFFFF"/>
-                <w:lang w:eastAsia="zh-CN"/>
-              </w:rPr>
-              <w:t>CI</w:t>
-            </w:r>
-            <w:r>
-              <w:rPr>
-                <w:rFonts w:hint="eastAsia"/>
-                <w:shd w:val="pct15" w:color="auto" w:fill="FFFFFF"/>
-                <w:lang w:eastAsia="zh-CN"/>
-              </w:rPr>
-              <w:t>出包和安装</w:t>
+                <w:rFonts w:hint="eastAsia"/>
+                <w:lang w:eastAsia="zh-CN"/>
+              </w:rPr>
+            </w:pPr>
+            <w:r>
+              <w:rPr>
+                <w:rFonts w:hint="eastAsia"/>
+                <w:lang w:eastAsia="zh-CN"/>
+              </w:rPr>
+              <w:t>新版存储</w:t>
+            </w:r>
+            <w:r>
+              <w:rPr>
+                <w:lang w:eastAsia="zh-CN"/>
+              </w:rPr>
+              <w:t>引擎设计</w:t>
+            </w:r>
+            <w:r>
+              <w:rPr>
+                <w:rFonts w:hint="eastAsia"/>
+                <w:lang w:eastAsia="zh-CN"/>
+              </w:rPr>
+              <w:t>（</w:t>
+            </w:r>
+            <w:r>
+              <w:rPr>
+                <w:rFonts w:hint="eastAsia"/>
+                <w:lang w:eastAsia="zh-CN"/>
+              </w:rPr>
+              <w:t>V5</w:t>
+            </w:r>
+            <w:r>
+              <w:rPr>
+                <w:rFonts w:hint="eastAsia"/>
+                <w:lang w:eastAsia="zh-CN"/>
+              </w:rPr>
+              <w:t>）</w:t>
             </w:r>
           </w:p>
         </w:tc>
@@ -2839,17 +2866,22 @@
                 <w:tab w:val="left" w:pos="450"/>
               </w:tabs>
               <w:rPr>
-                <w:shd w:val="pct15" w:color="auto" w:fill="FFFFFF"/>
-                <w:lang w:eastAsia="zh-CN"/>
-              </w:rPr>
-            </w:pPr>
-            <w:r>
-              <w:rPr>
-                <w:rFonts w:hint="eastAsia"/>
-                <w:shd w:val="pct15" w:color="auto" w:fill="FFFFFF"/>
-                <w:lang w:eastAsia="zh-CN"/>
-              </w:rPr>
-              <w:t>赵玉静</w:t>
+                <w:rFonts w:hint="eastAsia"/>
+                <w:lang w:eastAsia="zh-CN"/>
+              </w:rPr>
+            </w:pPr>
+            <w:r>
+              <w:rPr>
+                <w:rFonts w:hint="eastAsia"/>
+                <w:lang w:eastAsia="zh-CN"/>
+              </w:rPr>
+              <w:t>林</w:t>
+            </w:r>
+            <w:r>
+              <w:rPr>
+                <w:lang w:eastAsia="zh-CN"/>
+              </w:rPr>
+              <w:t>友滨</w:t>
             </w:r>
           </w:p>
         </w:tc>
@@ -2863,16 +2895,14 @@
                 <w:tab w:val="left" w:pos="240"/>
               </w:tabs>
               <w:rPr>
-                <w:shd w:val="pct15" w:color="auto" w:fill="FFFFFF"/>
-                <w:lang w:eastAsia="zh-CN"/>
-              </w:rPr>
-            </w:pPr>
-            <w:r>
-              <w:rPr>
-                <w:shd w:val="pct15" w:color="auto" w:fill="FFFFFF"/>
-                <w:lang w:eastAsia="zh-CN"/>
-              </w:rPr>
-              <w:t>2018/11/19</w:t>
+                <w:lang w:eastAsia="zh-CN"/>
+              </w:rPr>
+            </w:pPr>
+            <w:r>
+              <w:rPr>
+                <w:lang w:eastAsia="zh-CN"/>
+              </w:rPr>
+              <w:t>2018/12/17</w:t>
             </w:r>
           </w:p>
         </w:tc>
@@ -2883,7 +2913,6 @@
           <w:p>
             <w:pPr>
               <w:rPr>
-                <w:shd w:val="pct15" w:color="auto" w:fill="FFFFFF"/>
                 <w:lang w:eastAsia="zh-CN"/>
               </w:rPr>
             </w:pPr>
@@ -2896,153 +2925,6 @@
           <w:p>
             <w:pPr>
               <w:rPr>
-                <w:shd w:val="pct15" w:color="auto" w:fill="FFFFFF"/>
-                <w:lang w:eastAsia="zh-CN"/>
-              </w:rPr>
-            </w:pPr>
-            <w:r>
-              <w:rPr>
-                <w:rFonts w:hint="eastAsia"/>
-                <w:shd w:val="pct15" w:color="auto" w:fill="FFFFFF"/>
-                <w:lang w:eastAsia="zh-CN"/>
-              </w:rPr>
-              <w:t>已</w:t>
-            </w:r>
-            <w:r>
-              <w:rPr>
-                <w:rFonts w:hint="eastAsia"/>
-                <w:shd w:val="pct15" w:color="auto" w:fill="FFFFFF"/>
-                <w:lang w:eastAsia="zh-CN"/>
-              </w:rPr>
-              <w:t>完成</w:t>
-            </w:r>
-          </w:p>
-        </w:tc>
-      </w:tr>
-      <w:tr>
-        <w:tc>
-          <w:tcPr>
-            <w:tcW w:w="3283" w:type="dxa"/>
-          </w:tcPr>
-          <w:p>
-            <w:pPr>
-              <w:tabs>
-                <w:tab w:val="left" w:pos="2231"/>
-              </w:tabs>
-              <w:rPr>
-                <w:rFonts w:hint="eastAsia"/>
-                <w:lang w:eastAsia="zh-CN"/>
-              </w:rPr>
-            </w:pPr>
-            <w:r>
-              <w:rPr>
-                <w:lang w:eastAsia="zh-CN"/>
-              </w:rPr>
-              <w:t>S</w:t>
-            </w:r>
-            <w:r>
-              <w:rPr>
-                <w:rFonts w:hint="eastAsia"/>
-                <w:lang w:eastAsia="zh-CN"/>
-              </w:rPr>
-              <w:t>equoaS</w:t>
-            </w:r>
-            <w:r>
-              <w:rPr>
-                <w:lang w:eastAsia="zh-CN"/>
-              </w:rPr>
-              <w:t>3</w:t>
-            </w:r>
-            <w:r>
-              <w:rPr>
-                <w:rFonts w:hint="eastAsia"/>
-                <w:lang w:eastAsia="zh-CN"/>
-              </w:rPr>
-              <w:t>支持</w:t>
-            </w:r>
-            <w:r>
-              <w:rPr>
-                <w:lang w:eastAsia="zh-CN"/>
-              </w:rPr>
-              <w:t>区域创建和配置</w:t>
-            </w:r>
-          </w:p>
-        </w:tc>
-        <w:tc>
-          <w:tcPr>
-            <w:tcW w:w="1063" w:type="dxa"/>
-          </w:tcPr>
-          <w:p>
-            <w:pPr>
-              <w:tabs>
-                <w:tab w:val="left" w:pos="450"/>
-              </w:tabs>
-              <w:rPr>
-                <w:rFonts w:hint="eastAsia"/>
-                <w:lang w:eastAsia="zh-CN"/>
-              </w:rPr>
-            </w:pPr>
-            <w:r>
-              <w:rPr>
-                <w:rFonts w:hint="eastAsia"/>
-                <w:lang w:eastAsia="zh-CN"/>
-              </w:rPr>
-              <w:t>赵玉静</w:t>
-            </w:r>
-          </w:p>
-        </w:tc>
-        <w:tc>
-          <w:tcPr>
-            <w:tcW w:w="1282" w:type="dxa"/>
-          </w:tcPr>
-          <w:p>
-            <w:pPr>
-              <w:tabs>
-                <w:tab w:val="left" w:pos="240"/>
-              </w:tabs>
-              <w:rPr>
-                <w:lang w:eastAsia="zh-CN"/>
-              </w:rPr>
-            </w:pPr>
-            <w:r>
-              <w:rPr>
-                <w:lang w:eastAsia="zh-CN"/>
-              </w:rPr>
-              <w:t>2018/12</w:t>
-            </w:r>
-            <w:r>
-              <w:rPr>
-                <w:lang w:eastAsia="zh-CN"/>
-              </w:rPr>
-              <w:t>/1</w:t>
-            </w:r>
-            <w:r>
-              <w:rPr>
-                <w:lang w:eastAsia="zh-CN"/>
-              </w:rPr>
-              <w:t>7</w:t>
-            </w:r>
-          </w:p>
-        </w:tc>
-        <w:tc>
-          <w:tcPr>
-            <w:tcW w:w="1008" w:type="dxa"/>
-          </w:tcPr>
-          <w:p>
-            <w:pPr>
-              <w:rPr>
-                <w:lang w:eastAsia="zh-CN"/>
-              </w:rPr>
-            </w:pPr>
-          </w:p>
-        </w:tc>
-        <w:tc>
-          <w:tcPr>
-            <w:tcW w:w="2003" w:type="dxa"/>
-          </w:tcPr>
-          <w:p>
-            <w:pPr>
-              <w:rPr>
                 <w:rFonts w:hint="eastAsia"/>
                 <w:lang w:eastAsia="zh-CN"/>
               </w:rPr>
@@ -3054,280 +2936,6 @@
               </w:rPr>
               <w:t>开始</w:t>
             </w:r>
-          </w:p>
-        </w:tc>
-      </w:tr>
-      <w:tr>
-        <w:tc>
-          <w:tcPr>
-            <w:tcW w:w="3283" w:type="dxa"/>
-          </w:tcPr>
-          <w:p>
-            <w:pPr>
-              <w:tabs>
-                <w:tab w:val="left" w:pos="2231"/>
-              </w:tabs>
-              <w:rPr>
-                <w:rFonts w:hint="eastAsia"/>
-                <w:lang w:eastAsia="zh-CN"/>
-              </w:rPr>
-            </w:pPr>
-            <w:r>
-              <w:rPr>
-                <w:lang w:eastAsia="zh-CN"/>
-              </w:rPr>
-              <w:t>T</w:t>
-            </w:r>
-            <w:r>
-              <w:rPr>
-                <w:rFonts w:hint="eastAsia"/>
-                <w:lang w:eastAsia="zh-CN"/>
-              </w:rPr>
-              <w:t>race</w:t>
-            </w:r>
-            <w:r>
-              <w:rPr>
-                <w:lang w:eastAsia="zh-CN"/>
-              </w:rPr>
-              <w:t>Fmt</w:t>
-            </w:r>
-            <w:r>
-              <w:rPr>
-                <w:rFonts w:hint="eastAsia"/>
-                <w:lang w:eastAsia="zh-CN"/>
-              </w:rPr>
-              <w:t>优化函数</w:t>
-            </w:r>
-            <w:r>
-              <w:rPr>
-                <w:lang w:eastAsia="zh-CN"/>
-              </w:rPr>
-              <w:t>code</w:t>
-            </w:r>
-            <w:r>
-              <w:rPr>
-                <w:lang w:eastAsia="zh-CN"/>
-              </w:rPr>
-              <w:t>编码解析</w:t>
-            </w:r>
-          </w:p>
-        </w:tc>
-        <w:tc>
-          <w:tcPr>
-            <w:tcW w:w="1063" w:type="dxa"/>
-          </w:tcPr>
-          <w:p>
-            <w:pPr>
-              <w:tabs>
-                <w:tab w:val="left" w:pos="450"/>
-              </w:tabs>
-              <w:rPr>
-                <w:rFonts w:hint="eastAsia"/>
-                <w:lang w:eastAsia="zh-CN"/>
-              </w:rPr>
-            </w:pPr>
-            <w:r>
-              <w:rPr>
-                <w:rFonts w:hint="eastAsia"/>
-                <w:lang w:eastAsia="zh-CN"/>
-              </w:rPr>
-              <w:t>方</w:t>
-            </w:r>
-            <w:r>
-              <w:rPr>
-                <w:lang w:eastAsia="zh-CN"/>
-              </w:rPr>
-              <w:t>嘉滨</w:t>
-            </w:r>
-          </w:p>
-        </w:tc>
-        <w:tc>
-          <w:tcPr>
-            <w:tcW w:w="1282" w:type="dxa"/>
-          </w:tcPr>
-          <w:p>
-            <w:pPr>
-              <w:tabs>
-                <w:tab w:val="left" w:pos="240"/>
-              </w:tabs>
-              <w:rPr>
-                <w:lang w:eastAsia="zh-CN"/>
-              </w:rPr>
-            </w:pPr>
-            <w:r>
-              <w:rPr>
-                <w:lang w:eastAsia="zh-CN"/>
-              </w:rPr>
-              <w:t>2018/12/17</w:t>
-            </w:r>
-          </w:p>
-        </w:tc>
-        <w:tc>
-          <w:tcPr>
-            <w:tcW w:w="1008" w:type="dxa"/>
-          </w:tcPr>
-          <w:p>
-            <w:pPr>
-              <w:rPr>
-                <w:lang w:eastAsia="zh-CN"/>
-              </w:rPr>
-            </w:pPr>
-          </w:p>
-        </w:tc>
-        <w:tc>
-          <w:tcPr>
-            <w:tcW w:w="2003" w:type="dxa"/>
-          </w:tcPr>
-          <w:p>
-            <w:pPr>
-              <w:rPr>
-                <w:rFonts w:hint="eastAsia"/>
-                <w:lang w:eastAsia="zh-CN"/>
-              </w:rPr>
-            </w:pPr>
-            <w:r>
-              <w:rPr>
-                <w:rFonts w:hint="eastAsia"/>
-                <w:lang w:eastAsia="zh-CN"/>
-              </w:rPr>
-              <w:t>开始</w:t>
-            </w:r>
-          </w:p>
-        </w:tc>
-      </w:tr>
-      <w:tr>
-        <w:tc>
-          <w:tcPr>
-            <w:tcW w:w="3283" w:type="dxa"/>
-          </w:tcPr>
-          <w:p>
-            <w:pPr>
-              <w:tabs>
-                <w:tab w:val="left" w:pos="2231"/>
-              </w:tabs>
-              <w:rPr>
-                <w:rFonts w:hint="eastAsia"/>
-                <w:lang w:eastAsia="zh-CN"/>
-              </w:rPr>
-            </w:pPr>
-            <w:r>
-              <w:rPr>
-                <w:rFonts w:hint="eastAsia"/>
-                <w:lang w:eastAsia="zh-CN"/>
-              </w:rPr>
-              <w:t>新版存储</w:t>
-            </w:r>
-            <w:r>
-              <w:rPr>
-                <w:lang w:eastAsia="zh-CN"/>
-              </w:rPr>
-              <w:t>引擎设计</w:t>
-            </w:r>
-            <w:r>
-              <w:rPr>
-                <w:rFonts w:hint="eastAsia"/>
-                <w:lang w:eastAsia="zh-CN"/>
-              </w:rPr>
-              <w:t>（</w:t>
-            </w:r>
-            <w:r>
-              <w:rPr>
-                <w:rFonts w:hint="eastAsia"/>
-                <w:lang w:eastAsia="zh-CN"/>
-              </w:rPr>
-              <w:t>V5</w:t>
-            </w:r>
-            <w:r>
-              <w:rPr>
-                <w:rFonts w:hint="eastAsia"/>
-                <w:lang w:eastAsia="zh-CN"/>
-              </w:rPr>
-              <w:t>）</w:t>
-            </w:r>
-          </w:p>
-        </w:tc>
-        <w:tc>
-          <w:tcPr>
-            <w:tcW w:w="1063" w:type="dxa"/>
-          </w:tcPr>
-          <w:p>
-            <w:pPr>
-              <w:tabs>
-                <w:tab w:val="left" w:pos="450"/>
-              </w:tabs>
-              <w:rPr>
-                <w:rFonts w:hint="eastAsia"/>
-                <w:lang w:eastAsia="zh-CN"/>
-              </w:rPr>
-            </w:pPr>
-            <w:r>
-              <w:rPr>
-                <w:rFonts w:hint="eastAsia"/>
-                <w:lang w:eastAsia="zh-CN"/>
-              </w:rPr>
-              <w:t>林</w:t>
-            </w:r>
-            <w:r>
-              <w:rPr>
-                <w:lang w:eastAsia="zh-CN"/>
-              </w:rPr>
-              <w:t>友滨</w:t>
-            </w:r>
-          </w:p>
-        </w:tc>
-        <w:tc>
-          <w:tcPr>
-            <w:tcW w:w="1282" w:type="dxa"/>
-          </w:tcPr>
-          <w:p>
-            <w:pPr>
-              <w:tabs>
-                <w:tab w:val="left" w:pos="240"/>
-              </w:tabs>
-              <w:rPr>
-                <w:lang w:eastAsia="zh-CN"/>
-              </w:rPr>
-            </w:pPr>
-            <w:r>
-              <w:rPr>
-                <w:lang w:eastAsia="zh-CN"/>
-              </w:rPr>
-              <w:t>2018/12/17</w:t>
-            </w:r>
-          </w:p>
-        </w:tc>
-        <w:tc>
-          <w:tcPr>
-            <w:tcW w:w="1008" w:type="dxa"/>
-          </w:tcPr>
-          <w:p>
-            <w:pPr>
-              <w:rPr>
-                <w:lang w:eastAsia="zh-CN"/>
-              </w:rPr>
-            </w:pPr>
-          </w:p>
-        </w:tc>
-        <w:tc>
-          <w:tcPr>
-            <w:tcW w:w="2003" w:type="dxa"/>
-          </w:tcPr>
-          <w:p>
-            <w:pPr>
-              <w:rPr>
-                <w:rFonts w:hint="eastAsia"/>
-                <w:lang w:eastAsia="zh-CN"/>
-              </w:rPr>
-            </w:pPr>
-            <w:r>
-              <w:rPr>
-                <w:rFonts w:hint="eastAsia"/>
-                <w:lang w:eastAsia="zh-CN"/>
-              </w:rPr>
-              <w:t>开始</w:t>
-            </w:r>
-            <w:bookmarkStart w:id="0" w:name="_GoBack"/>
-            <w:bookmarkEnd w:id="0"/>
           </w:p>
         </w:tc>
       </w:tr>
@@ -3413,7 +3021,6 @@
               <w:rPr>
                 <w:lang w:eastAsia="zh-CN"/>
               </w:rPr>
-              <w:lastRenderedPageBreak/>
               <w:t>J</w:t>
             </w:r>
             <w:r>
@@ -3641,6 +3248,7 @@
                 <w:rFonts w:hint="eastAsia"/>
                 <w:lang w:eastAsia="zh-CN"/>
               </w:rPr>
+              <w:lastRenderedPageBreak/>
               <w:t>CPP</w:t>
             </w:r>
             <w:r>
@@ -4329,22 +3937,29 @@
                 <w:rFonts w:hint="eastAsia"/>
                 <w:lang w:eastAsia="zh-CN"/>
               </w:rPr>
+              <w:t>接口已整理出来。</w:t>
+            </w:r>
+          </w:p>
+          <w:p>
+            <w:pPr>
+              <w:rPr>
+                <w:lang w:eastAsia="zh-CN"/>
+              </w:rPr>
+            </w:pPr>
+            <w:r>
+              <w:rPr>
+                <w:rFonts w:hint="eastAsia"/>
+                <w:lang w:eastAsia="zh-CN"/>
+              </w:rPr>
+              <w:t>跨组之间的数据节点同步会话进</w:t>
+            </w:r>
+            <w:r>
+              <w:rPr>
+                <w:rFonts w:hint="eastAsia"/>
+                <w:lang w:eastAsia="zh-CN"/>
+              </w:rPr>
               <w:lastRenderedPageBreak/>
-              <w:t>接口已整理出来。</w:t>
-            </w:r>
-          </w:p>
-          <w:p>
-            <w:pPr>
-              <w:rPr>
-                <w:lang w:eastAsia="zh-CN"/>
-              </w:rPr>
-            </w:pPr>
-            <w:r>
-              <w:rPr>
-                <w:rFonts w:hint="eastAsia"/>
-                <w:lang w:eastAsia="zh-CN"/>
-              </w:rPr>
-              <w:t>跨组之间的数据节点同步会话进行中</w:t>
+              <w:t>行中</w:t>
             </w:r>
           </w:p>
         </w:tc>
@@ -5193,7 +4808,6 @@
                 <w:rFonts w:hint="eastAsia"/>
                 <w:lang w:eastAsia="zh-CN"/>
               </w:rPr>
-              <w:lastRenderedPageBreak/>
               <w:t>监听绑定</w:t>
             </w:r>
             <w:r>
@@ -5401,6 +5015,7 @@
                 <w:rFonts w:hint="eastAsia"/>
                 <w:lang w:eastAsia="zh-CN"/>
               </w:rPr>
+              <w:lastRenderedPageBreak/>
               <w:t>挂起</w:t>
             </w:r>
           </w:p>
@@ -5422,6 +5037,7 @@
                 <w:rFonts w:hint="eastAsia"/>
                 <w:lang w:eastAsia="zh-CN"/>
               </w:rPr>
+              <w:lastRenderedPageBreak/>
               <w:t>Lob</w:t>
             </w:r>
             <w:r>
@@ -6639,7 +6255,6 @@
                 <w:rFonts w:hint="eastAsia"/>
                 <w:lang w:eastAsia="zh-CN"/>
               </w:rPr>
-              <w:lastRenderedPageBreak/>
               <w:t>缓存刷盘回收机制</w:t>
             </w:r>
           </w:p>
@@ -6804,7 +6419,15 @@
                 <w:rFonts w:hint="eastAsia"/>
                 <w:lang w:eastAsia="zh-CN"/>
               </w:rPr>
-              <w:t>何嘉文</w:t>
+              <w:t>何嘉</w:t>
+            </w:r>
+            <w:r>
+              <w:rPr>
+                <w:rFonts w:hint="eastAsia"/>
+                <w:lang w:eastAsia="zh-CN"/>
+              </w:rPr>
+              <w:lastRenderedPageBreak/>
+              <w:t>文</w:t>
             </w:r>
           </w:p>
         </w:tc>
@@ -6832,6 +6455,7 @@
                 <w:rFonts w:hint="eastAsia"/>
                 <w:lang w:eastAsia="zh-CN"/>
               </w:rPr>
+              <w:lastRenderedPageBreak/>
               <w:t>2018/02/05</w:t>
             </w:r>
           </w:p>
@@ -6869,7 +6493,15 @@
                 <w:rFonts w:hint="eastAsia"/>
                 <w:lang w:eastAsia="zh-CN"/>
               </w:rPr>
-              <w:t>代码完成，检视完成</w:t>
+              <w:t>代码完成，检视</w:t>
+            </w:r>
+            <w:r>
+              <w:rPr>
+                <w:rFonts w:hint="eastAsia"/>
+                <w:lang w:eastAsia="zh-CN"/>
+              </w:rPr>
+              <w:lastRenderedPageBreak/>
+              <w:t>完成</w:t>
             </w:r>
           </w:p>
         </w:tc>
@@ -6896,6 +6528,7 @@
                 <w:rFonts w:hint="eastAsia"/>
                 <w:lang w:eastAsia="zh-CN"/>
               </w:rPr>
+              <w:lastRenderedPageBreak/>
               <w:t>pmd</w:t>
             </w:r>
             <w:r>
@@ -8527,14 +8160,7 @@
               <w:rPr>
                 <w:rFonts w:hint="eastAsia"/>
               </w:rPr>
-              <w:t>谭钊</w:t>
-            </w:r>
-            <w:r>
-              <w:rPr>
-                <w:rFonts w:hint="eastAsia"/>
-              </w:rPr>
-              <w:lastRenderedPageBreak/>
-              <w:t>波</w:t>
+              <w:t>谭钊波</w:t>
             </w:r>
           </w:p>
         </w:tc>
@@ -8559,7 +8185,6 @@
                 <w:rFonts w:hint="eastAsia"/>
                 <w:lang w:eastAsia="zh-CN"/>
               </w:rPr>
-              <w:lastRenderedPageBreak/>
               <w:t>8/19</w:t>
             </w:r>
           </w:p>
@@ -8634,7 +8259,6 @@
                 <w:rFonts w:hint="eastAsia"/>
                 <w:lang w:eastAsia="zh-CN"/>
               </w:rPr>
-              <w:lastRenderedPageBreak/>
               <w:t>OM Rest</w:t>
             </w:r>
             <w:r>
@@ -8761,6 +8385,7 @@
                 <w:rFonts w:hint="eastAsia"/>
                 <w:lang w:eastAsia="zh-CN"/>
               </w:rPr>
+              <w:lastRenderedPageBreak/>
               <w:t>OM</w:t>
             </w:r>
             <w:r>
@@ -10398,7 +10023,6 @@
                 <w:rFonts w:hint="eastAsia"/>
                 <w:lang w:eastAsia="zh-CN"/>
               </w:rPr>
-              <w:lastRenderedPageBreak/>
               <w:t>支持</w:t>
             </w:r>
             <w:r>
@@ -10596,6 +10220,7 @@
                 <w:shd w:val="pct15" w:color="auto" w:fill="FFFFFF"/>
                 <w:lang w:eastAsia="zh-CN"/>
               </w:rPr>
+              <w:lastRenderedPageBreak/>
               <w:t>事务日志启动优化</w:t>
             </w:r>
           </w:p>
@@ -11030,6 +10655,481 @@
                 <w:lang w:eastAsia="zh-CN"/>
               </w:rPr>
               <w:t>完成</w:t>
+            </w:r>
+          </w:p>
+        </w:tc>
+      </w:tr>
+      <w:tr>
+        <w:tc>
+          <w:tcPr>
+            <w:tcW w:w="3369" w:type="dxa"/>
+            <w:tcBorders>
+              <w:top w:val="single" w:sz="4" w:space="0" w:color="000000"/>
+              <w:left w:val="single" w:sz="4" w:space="0" w:color="000000"/>
+              <w:bottom w:val="single" w:sz="4" w:space="0" w:color="000000"/>
+              <w:right w:val="single" w:sz="4" w:space="0" w:color="000000"/>
+            </w:tcBorders>
+          </w:tcPr>
+          <w:p>
+            <w:pPr>
+              <w:tabs>
+                <w:tab w:val="left" w:pos="2231"/>
+              </w:tabs>
+              <w:rPr>
+                <w:shd w:val="pct15" w:color="auto" w:fill="FFFFFF"/>
+                <w:lang w:eastAsia="zh-CN"/>
+              </w:rPr>
+            </w:pPr>
+            <w:r>
+              <w:rPr>
+                <w:shd w:val="pct15" w:color="auto" w:fill="FFFFFF"/>
+                <w:lang w:eastAsia="zh-CN"/>
+              </w:rPr>
+              <w:t>S</w:t>
+            </w:r>
+            <w:r>
+              <w:rPr>
+                <w:rFonts w:hint="eastAsia"/>
+                <w:shd w:val="pct15" w:color="auto" w:fill="FFFFFF"/>
+                <w:lang w:eastAsia="zh-CN"/>
+              </w:rPr>
+              <w:t>db</w:t>
+            </w:r>
+            <w:r>
+              <w:rPr>
+                <w:shd w:val="pct15" w:color="auto" w:fill="FFFFFF"/>
+                <w:lang w:eastAsia="zh-CN"/>
+              </w:rPr>
+              <w:t>工具密码管理</w:t>
+            </w:r>
+          </w:p>
+        </w:tc>
+        <w:tc>
+          <w:tcPr>
+            <w:tcW w:w="708" w:type="dxa"/>
+            <w:tcBorders>
+              <w:top w:val="single" w:sz="4" w:space="0" w:color="000000"/>
+              <w:left w:val="single" w:sz="4" w:space="0" w:color="000000"/>
+              <w:bottom w:val="single" w:sz="4" w:space="0" w:color="000000"/>
+              <w:right w:val="single" w:sz="4" w:space="0" w:color="000000"/>
+            </w:tcBorders>
+          </w:tcPr>
+          <w:p>
+            <w:pPr>
+              <w:tabs>
+                <w:tab w:val="left" w:pos="450"/>
+              </w:tabs>
+              <w:rPr>
+                <w:shd w:val="pct15" w:color="auto" w:fill="FFFFFF"/>
+                <w:lang w:eastAsia="zh-CN"/>
+              </w:rPr>
+            </w:pPr>
+            <w:r>
+              <w:rPr>
+                <w:rFonts w:hint="eastAsia"/>
+                <w:shd w:val="pct15" w:color="auto" w:fill="FFFFFF"/>
+                <w:lang w:eastAsia="zh-CN"/>
+              </w:rPr>
+              <w:t>赵文博</w:t>
+            </w:r>
+          </w:p>
+        </w:tc>
+        <w:tc>
+          <w:tcPr>
+            <w:tcW w:w="1316" w:type="dxa"/>
+            <w:tcBorders>
+              <w:top w:val="single" w:sz="4" w:space="0" w:color="000000"/>
+              <w:left w:val="single" w:sz="4" w:space="0" w:color="000000"/>
+              <w:bottom w:val="single" w:sz="4" w:space="0" w:color="000000"/>
+              <w:right w:val="single" w:sz="4" w:space="0" w:color="000000"/>
+            </w:tcBorders>
+          </w:tcPr>
+          <w:p>
+            <w:pPr>
+              <w:tabs>
+                <w:tab w:val="left" w:pos="240"/>
+              </w:tabs>
+              <w:rPr>
+                <w:shd w:val="pct15" w:color="auto" w:fill="FFFFFF"/>
+                <w:lang w:eastAsia="zh-CN"/>
+              </w:rPr>
+            </w:pPr>
+            <w:r>
+              <w:rPr>
+                <w:rFonts w:hint="eastAsia"/>
+                <w:shd w:val="pct15" w:color="auto" w:fill="FFFFFF"/>
+                <w:lang w:eastAsia="zh-CN"/>
+              </w:rPr>
+              <w:t>2018/8/6</w:t>
+            </w:r>
+          </w:p>
+        </w:tc>
+        <w:tc>
+          <w:tcPr>
+            <w:tcW w:w="1282" w:type="dxa"/>
+            <w:tcBorders>
+              <w:top w:val="single" w:sz="4" w:space="0" w:color="000000"/>
+              <w:left w:val="single" w:sz="4" w:space="0" w:color="000000"/>
+              <w:bottom w:val="single" w:sz="4" w:space="0" w:color="000000"/>
+              <w:right w:val="single" w:sz="4" w:space="0" w:color="000000"/>
+            </w:tcBorders>
+          </w:tcPr>
+          <w:p>
+            <w:pPr>
+              <w:rPr>
+                <w:shd w:val="pct15" w:color="auto" w:fill="FFFFFF"/>
+                <w:lang w:eastAsia="zh-CN"/>
+              </w:rPr>
+            </w:pPr>
+          </w:p>
+        </w:tc>
+        <w:tc>
+          <w:tcPr>
+            <w:tcW w:w="1847" w:type="dxa"/>
+            <w:tcBorders>
+              <w:top w:val="single" w:sz="4" w:space="0" w:color="000000"/>
+              <w:left w:val="single" w:sz="4" w:space="0" w:color="000000"/>
+              <w:bottom w:val="single" w:sz="4" w:space="0" w:color="000000"/>
+              <w:right w:val="single" w:sz="4" w:space="0" w:color="000000"/>
+            </w:tcBorders>
+          </w:tcPr>
+          <w:p>
+            <w:pPr>
+              <w:rPr>
+                <w:rFonts w:hint="eastAsia"/>
+                <w:shd w:val="pct15" w:color="auto" w:fill="FFFFFF"/>
+                <w:lang w:eastAsia="zh-CN"/>
+              </w:rPr>
+            </w:pPr>
+            <w:r>
+              <w:rPr>
+                <w:rFonts w:hint="eastAsia"/>
+                <w:shd w:val="pct15" w:color="auto" w:fill="FFFFFF"/>
+                <w:lang w:eastAsia="zh-CN"/>
+              </w:rPr>
+              <w:t>已转测</w:t>
+            </w:r>
+          </w:p>
+        </w:tc>
+      </w:tr>
+      <w:tr>
+        <w:tc>
+          <w:tcPr>
+            <w:tcW w:w="3369" w:type="dxa"/>
+            <w:tcBorders>
+              <w:top w:val="single" w:sz="4" w:space="0" w:color="000000"/>
+              <w:left w:val="single" w:sz="4" w:space="0" w:color="000000"/>
+              <w:bottom w:val="single" w:sz="4" w:space="0" w:color="000000"/>
+              <w:right w:val="single" w:sz="4" w:space="0" w:color="000000"/>
+            </w:tcBorders>
+          </w:tcPr>
+          <w:p>
+            <w:pPr>
+              <w:tabs>
+                <w:tab w:val="left" w:pos="2231"/>
+              </w:tabs>
+              <w:rPr>
+                <w:shd w:val="pct15" w:color="auto" w:fill="FFFFFF"/>
+                <w:lang w:eastAsia="zh-CN"/>
+              </w:rPr>
+            </w:pPr>
+            <w:r>
+              <w:rPr>
+                <w:rFonts w:hint="eastAsia"/>
+                <w:shd w:val="pct15" w:color="auto" w:fill="FFFFFF"/>
+                <w:lang w:eastAsia="zh-CN"/>
+              </w:rPr>
+              <w:t>事务锁性能优化</w:t>
+            </w:r>
+          </w:p>
+        </w:tc>
+        <w:tc>
+          <w:tcPr>
+            <w:tcW w:w="708" w:type="dxa"/>
+            <w:tcBorders>
+              <w:top w:val="single" w:sz="4" w:space="0" w:color="000000"/>
+              <w:left w:val="single" w:sz="4" w:space="0" w:color="000000"/>
+              <w:bottom w:val="single" w:sz="4" w:space="0" w:color="000000"/>
+              <w:right w:val="single" w:sz="4" w:space="0" w:color="000000"/>
+            </w:tcBorders>
+          </w:tcPr>
+          <w:p>
+            <w:pPr>
+              <w:tabs>
+                <w:tab w:val="left" w:pos="450"/>
+              </w:tabs>
+              <w:rPr>
+                <w:shd w:val="pct15" w:color="auto" w:fill="FFFFFF"/>
+                <w:lang w:eastAsia="zh-CN"/>
+              </w:rPr>
+            </w:pPr>
+            <w:r>
+              <w:rPr>
+                <w:rFonts w:hint="eastAsia"/>
+                <w:shd w:val="pct15" w:color="auto" w:fill="FFFFFF"/>
+                <w:lang w:eastAsia="zh-CN"/>
+              </w:rPr>
+              <w:t>唐军</w:t>
+            </w:r>
+          </w:p>
+        </w:tc>
+        <w:tc>
+          <w:tcPr>
+            <w:tcW w:w="1316" w:type="dxa"/>
+            <w:tcBorders>
+              <w:top w:val="single" w:sz="4" w:space="0" w:color="000000"/>
+              <w:left w:val="single" w:sz="4" w:space="0" w:color="000000"/>
+              <w:bottom w:val="single" w:sz="4" w:space="0" w:color="000000"/>
+              <w:right w:val="single" w:sz="4" w:space="0" w:color="000000"/>
+            </w:tcBorders>
+          </w:tcPr>
+          <w:p>
+            <w:pPr>
+              <w:tabs>
+                <w:tab w:val="left" w:pos="240"/>
+              </w:tabs>
+              <w:rPr>
+                <w:b/>
+                <w:shd w:val="pct15" w:color="auto" w:fill="FFFFFF"/>
+                <w:lang w:eastAsia="zh-CN"/>
+              </w:rPr>
+            </w:pPr>
+            <w:r>
+              <w:rPr>
+                <w:shd w:val="pct15" w:color="auto" w:fill="FFFFFF"/>
+                <w:lang w:eastAsia="zh-CN"/>
+              </w:rPr>
+              <w:t>2018/9/</w:t>
+            </w:r>
+            <w:r>
+              <w:rPr>
+                <w:rFonts w:hint="eastAsia"/>
+                <w:shd w:val="pct15" w:color="auto" w:fill="FFFFFF"/>
+                <w:lang w:eastAsia="zh-CN"/>
+              </w:rPr>
+              <w:t>25</w:t>
+            </w:r>
+          </w:p>
+        </w:tc>
+        <w:tc>
+          <w:tcPr>
+            <w:tcW w:w="1282" w:type="dxa"/>
+            <w:tcBorders>
+              <w:top w:val="single" w:sz="4" w:space="0" w:color="000000"/>
+              <w:left w:val="single" w:sz="4" w:space="0" w:color="000000"/>
+              <w:bottom w:val="single" w:sz="4" w:space="0" w:color="000000"/>
+              <w:right w:val="single" w:sz="4" w:space="0" w:color="000000"/>
+            </w:tcBorders>
+          </w:tcPr>
+          <w:p>
+            <w:pPr>
+              <w:rPr>
+                <w:shd w:val="pct15" w:color="auto" w:fill="FFFFFF"/>
+                <w:lang w:eastAsia="zh-CN"/>
+              </w:rPr>
+            </w:pPr>
+          </w:p>
+        </w:tc>
+        <w:tc>
+          <w:tcPr>
+            <w:tcW w:w="1847" w:type="dxa"/>
+            <w:tcBorders>
+              <w:top w:val="single" w:sz="4" w:space="0" w:color="000000"/>
+              <w:left w:val="single" w:sz="4" w:space="0" w:color="000000"/>
+              <w:bottom w:val="single" w:sz="4" w:space="0" w:color="000000"/>
+              <w:right w:val="single" w:sz="4" w:space="0" w:color="000000"/>
+            </w:tcBorders>
+          </w:tcPr>
+          <w:p>
+            <w:pPr>
+              <w:rPr>
+                <w:shd w:val="pct15" w:color="auto" w:fill="FFFFFF"/>
+                <w:lang w:eastAsia="zh-CN"/>
+              </w:rPr>
+            </w:pPr>
+            <w:r>
+              <w:rPr>
+                <w:rFonts w:hint="eastAsia"/>
+                <w:shd w:val="pct15" w:color="auto" w:fill="FFFFFF"/>
+                <w:lang w:eastAsia="zh-CN"/>
+              </w:rPr>
+              <w:t>已完成</w:t>
+            </w:r>
+          </w:p>
+        </w:tc>
+      </w:tr>
+      <w:tr>
+        <w:tc>
+          <w:tcPr>
+            <w:tcW w:w="3369" w:type="dxa"/>
+            <w:tcBorders>
+              <w:top w:val="single" w:sz="4" w:space="0" w:color="000000"/>
+              <w:left w:val="single" w:sz="4" w:space="0" w:color="000000"/>
+              <w:bottom w:val="single" w:sz="4" w:space="0" w:color="000000"/>
+              <w:right w:val="single" w:sz="4" w:space="0" w:color="000000"/>
+            </w:tcBorders>
+          </w:tcPr>
+          <w:p>
+            <w:pPr>
+              <w:tabs>
+                <w:tab w:val="left" w:pos="2231"/>
+              </w:tabs>
+              <w:rPr>
+                <w:shd w:val="pct15" w:color="auto" w:fill="FFFFFF"/>
+                <w:lang w:eastAsia="zh-CN"/>
+              </w:rPr>
+            </w:pPr>
+            <w:r>
+              <w:rPr>
+                <w:rFonts w:hint="eastAsia"/>
+                <w:shd w:val="pct15" w:color="auto" w:fill="FFFFFF"/>
+                <w:lang w:eastAsia="zh-CN"/>
+              </w:rPr>
+              <w:t>S</w:t>
+            </w:r>
+            <w:r>
+              <w:rPr>
+                <w:shd w:val="pct15" w:color="auto" w:fill="FFFFFF"/>
+                <w:lang w:eastAsia="zh-CN"/>
+              </w:rPr>
+              <w:t>equoiaS3</w:t>
+            </w:r>
+            <w:r>
+              <w:rPr>
+                <w:rFonts w:hint="eastAsia"/>
+                <w:shd w:val="pct15" w:color="auto" w:fill="FFFFFF"/>
+                <w:lang w:eastAsia="zh-CN"/>
+              </w:rPr>
+              <w:t>-</w:t>
+            </w:r>
+            <w:r>
+              <w:rPr>
+                <w:rFonts w:hint="eastAsia"/>
+                <w:shd w:val="pct15" w:color="auto" w:fill="FFFFFF"/>
+                <w:lang w:eastAsia="zh-CN"/>
+              </w:rPr>
+              <w:t>支持</w:t>
+            </w:r>
+            <w:r>
+              <w:rPr>
+                <w:rFonts w:hint="eastAsia"/>
+                <w:shd w:val="pct15" w:color="auto" w:fill="FFFFFF"/>
+                <w:lang w:eastAsia="zh-CN"/>
+              </w:rPr>
+              <w:t>CI</w:t>
+            </w:r>
+            <w:r>
+              <w:rPr>
+                <w:rFonts w:hint="eastAsia"/>
+                <w:shd w:val="pct15" w:color="auto" w:fill="FFFFFF"/>
+                <w:lang w:eastAsia="zh-CN"/>
+              </w:rPr>
+              <w:t>出包和安装</w:t>
+            </w:r>
+          </w:p>
+        </w:tc>
+        <w:tc>
+          <w:tcPr>
+            <w:tcW w:w="708" w:type="dxa"/>
+            <w:tcBorders>
+              <w:top w:val="single" w:sz="4" w:space="0" w:color="000000"/>
+              <w:left w:val="single" w:sz="4" w:space="0" w:color="000000"/>
+              <w:bottom w:val="single" w:sz="4" w:space="0" w:color="000000"/>
+              <w:right w:val="single" w:sz="4" w:space="0" w:color="000000"/>
+            </w:tcBorders>
+          </w:tcPr>
+          <w:p>
+            <w:pPr>
+              <w:tabs>
+                <w:tab w:val="left" w:pos="450"/>
+              </w:tabs>
+              <w:rPr>
+                <w:shd w:val="pct15" w:color="auto" w:fill="FFFFFF"/>
+                <w:lang w:eastAsia="zh-CN"/>
+              </w:rPr>
+            </w:pPr>
+            <w:r>
+              <w:rPr>
+                <w:rFonts w:hint="eastAsia"/>
+                <w:shd w:val="pct15" w:color="auto" w:fill="FFFFFF"/>
+                <w:lang w:eastAsia="zh-CN"/>
+              </w:rPr>
+              <w:t>赵玉静</w:t>
+            </w:r>
+          </w:p>
+        </w:tc>
+        <w:tc>
+          <w:tcPr>
+            <w:tcW w:w="1316" w:type="dxa"/>
+            <w:tcBorders>
+              <w:top w:val="single" w:sz="4" w:space="0" w:color="000000"/>
+              <w:left w:val="single" w:sz="4" w:space="0" w:color="000000"/>
+              <w:bottom w:val="single" w:sz="4" w:space="0" w:color="000000"/>
+              <w:right w:val="single" w:sz="4" w:space="0" w:color="000000"/>
+            </w:tcBorders>
+          </w:tcPr>
+          <w:p>
+            <w:pPr>
+              <w:tabs>
+                <w:tab w:val="left" w:pos="240"/>
+              </w:tabs>
+              <w:rPr>
+                <w:shd w:val="pct15" w:color="auto" w:fill="FFFFFF"/>
+                <w:lang w:eastAsia="zh-CN"/>
+              </w:rPr>
+            </w:pPr>
+            <w:r>
+              <w:rPr>
+                <w:shd w:val="pct15" w:color="auto" w:fill="FFFFFF"/>
+                <w:lang w:eastAsia="zh-CN"/>
+              </w:rPr>
+              <w:t>2018/11/19</w:t>
+            </w:r>
+          </w:p>
+        </w:tc>
+        <w:tc>
+          <w:tcPr>
+            <w:tcW w:w="1282" w:type="dxa"/>
+            <w:tcBorders>
+              <w:top w:val="single" w:sz="4" w:space="0" w:color="000000"/>
+              <w:left w:val="single" w:sz="4" w:space="0" w:color="000000"/>
+              <w:bottom w:val="single" w:sz="4" w:space="0" w:color="000000"/>
+              <w:right w:val="single" w:sz="4" w:space="0" w:color="000000"/>
+            </w:tcBorders>
+          </w:tcPr>
+          <w:p>
+            <w:pPr>
+              <w:rPr>
+                <w:shd w:val="pct15" w:color="auto" w:fill="FFFFFF"/>
+                <w:lang w:eastAsia="zh-CN"/>
+              </w:rPr>
+            </w:pPr>
+          </w:p>
+        </w:tc>
+        <w:tc>
+          <w:tcPr>
+            <w:tcW w:w="1847" w:type="dxa"/>
+            <w:tcBorders>
+              <w:top w:val="single" w:sz="4" w:space="0" w:color="000000"/>
+              <w:left w:val="single" w:sz="4" w:space="0" w:color="000000"/>
+              <w:bottom w:val="single" w:sz="4" w:space="0" w:color="000000"/>
+              <w:right w:val="single" w:sz="4" w:space="0" w:color="000000"/>
+            </w:tcBorders>
+          </w:tcPr>
+          <w:p>
+            <w:pPr>
+              <w:rPr>
+                <w:shd w:val="pct15" w:color="auto" w:fill="FFFFFF"/>
+                <w:lang w:eastAsia="zh-CN"/>
+              </w:rPr>
+            </w:pPr>
+            <w:r>
+              <w:rPr>
+                <w:rFonts w:hint="eastAsia"/>
+                <w:shd w:val="pct15" w:color="auto" w:fill="FFFFFF"/>
+                <w:lang w:eastAsia="zh-CN"/>
+              </w:rPr>
+              <w:t>已完成</w:t>
             </w:r>
           </w:p>
         </w:tc>
@@ -13492,7 +13592,7 @@
 </file>
 
 <file path=customXml/itemProps2.xml><?xml version="1.0" encoding="utf-8"?>
-<ds:datastoreItem xmlns:ds="http://schemas.openxmlformats.org/officeDocument/2006/customXml" ds:itemID="{02E10CB0-3FE6-4E8D-A615-F51F7E680DA5}">
+<ds:datastoreItem xmlns:ds="http://schemas.openxmlformats.org/officeDocument/2006/customXml" ds:itemID="{59747030-2913-4D96-8E76-D0784F606C2B}">
   <ds:schemaRefs>
     <ds:schemaRef ds:uri="http://schemas.openxmlformats.org/officeDocument/2006/bibliography"/>
   </ds:schemaRefs>
